--- a/QTQLĐT&HTQT03/QTQLĐT&HTQT03BM13.docx
+++ b/QTQLĐT&HTQT03/QTQLĐT&HTQT03BM13.docx
@@ -1,8 +1,1272 @@
 
 <file path=word/document.xml><?xml version="1.0" encoding="utf-8"?>
-<w:document xmlns:wpc="http://schemas.microsoft.com/office/word/2010/wordprocessingCanvas" xmlns:cx="http://schemas.microsoft.com/office/drawing/2014/chartex" xmlns:cx1="http://schemas.microsoft.com/office/drawing/2015/9/8/chartex" xmlns:cx2="http://schemas.microsoft.com/office/drawing/2015/10/21/chartex" xmlns:cx3="http://schemas.microsoft.com/office/drawing/2016/5/9/chartex" xmlns:cx4="http://schemas.microsoft.com/office/drawing/2016/5/10/chartex" xmlns:cx5="http://schemas.microsoft.com/office/drawing/2016/5/11/chartex" xmlns:cx6="http://schemas.microsoft.com/office/drawing/2016/5/12/chartex" xmlns:cx7="http://schemas.microsoft.com/office/drawing/2016/5/13/chartex" xmlns:cx8="http://schemas.microsoft.com/office/drawing/2016/5/14/chartex" xmlns:mc="http://schemas.openxmlformats.org/markup-compatibility/2006" xmlns:aink="http://schemas.microsoft.com/office/drawing/2016/ink" xmlns:am3d="http://schemas.microsoft.com/office/drawing/2017/model3d" xmlns:o="urn:schemas-microsoft-com:office:office" xmlns:oel="http://schemas.microsoft.com/office/2019/extlst" xmlns:r="http://schemas.openxmlformats.org/officeDocument/2006/relationships" xmlns:m="http://schemas.openxmlformats.org/officeDocument/2006/math" xmlns:v="urn:schemas-microsoft-com:vml" xmlns:wp14="http://schemas.microsoft.com/office/word/2010/wordprocessingDrawing" xmlns:wp="http://schemas.openxmlformats.org/drawingml/2006/wordprocessingDrawing" xmlns:w10="urn:schemas-microsoft-com:office:word" xmlns:w="http://schemas.openxmlformats.org/wordprocessingml/2006/main" xmlns:w14="http://schemas.microsoft.com/office/word/2010/wordml" xmlns:w15="http://schemas.microsoft.com/office/word/2012/wordml" xmlns:w16cex="http://schemas.microsoft.com/office/word/2018/wordml/cex" xmlns:w16cid="http://schemas.microsoft.com/office/word/2016/wordml/cid" xmlns:w16="http://schemas.microsoft.com/office/word/2018/wordml" xmlns:w16sdtdh="http://schemas.microsoft.com/office/word/2020/wordml/sdtdatahash" xmlns:w16se="http://schemas.microsoft.com/office/word/2015/wordml/symex" xmlns:wpg="http://schemas.microsoft.com/office/word/2010/wordprocessingGroup" xmlns:wpi="http://schemas.microsoft.com/office/word/2010/wordprocessingInk" xmlns:wne="http://schemas.microsoft.com/office/word/2006/wordml" xmlns:wps="http://schemas.microsoft.com/office/word/2010/wordprocessingShape" mc:Ignorable="w14 w15 w16se w16cid w16 w16cex w16sdtdh wp14">
+<w:document xmlns:wpc="http://schemas.microsoft.com/office/word/2010/wordprocessingCanvas" xmlns:cx="http://schemas.microsoft.com/office/drawing/2014/chartex" xmlns:cx1="http://schemas.microsoft.com/office/drawing/2015/9/8/chartex" xmlns:cx2="http://schemas.microsoft.com/office/drawing/2015/10/21/chartex" xmlns:cx3="http://schemas.microsoft.com/office/drawing/2016/5/9/chartex" xmlns:cx4="http://schemas.microsoft.com/office/drawing/2016/5/10/chartex" xmlns:cx5="http://schemas.microsoft.com/office/drawing/2016/5/11/chartex" xmlns:cx6="http://schemas.microsoft.com/office/drawing/2016/5/12/chartex" xmlns:cx7="http://schemas.microsoft.com/office/drawing/2016/5/13/chartex" xmlns:cx8="http://schemas.microsoft.com/office/drawing/2016/5/14/chartex" xmlns:mc="http://schemas.openxmlformats.org/markup-compatibility/2006" xmlns:aink="http://schemas.microsoft.com/office/drawing/2016/ink" xmlns:am3d="http://schemas.microsoft.com/office/drawing/2017/model3d" xmlns:o="urn:schemas-microsoft-com:office:office" xmlns:oel="http://schemas.microsoft.com/office/2019/extlst" xmlns:r="http://schemas.openxmlformats.org/officeDocument/2006/relationships" xmlns:m="http://schemas.openxmlformats.org/officeDocument/2006/math" xmlns:v="urn:schemas-microsoft-com:vml" xmlns:wp14="http://schemas.microsoft.com/office/word/2010/wordprocessingDrawing" xmlns:wp="http://schemas.openxmlformats.org/drawingml/2006/wordprocessingDrawing" xmlns:w10="urn:schemas-microsoft-com:office:word" xmlns:w="http://schemas.openxmlformats.org/wordprocessingml/2006/main" xmlns:w14="http://schemas.microsoft.com/office/word/2010/wordml" xmlns:w15="http://schemas.microsoft.com/office/word/2012/wordml" xmlns:w16cex="http://schemas.microsoft.com/office/word/2018/wordml/cex" xmlns:w16cid="http://schemas.microsoft.com/office/word/2016/wordml/cid" xmlns:w16="http://schemas.microsoft.com/office/word/2018/wordml" xmlns:w16du="http://schemas.microsoft.com/office/word/2023/wordml/word16du" xmlns:w16sdtdh="http://schemas.microsoft.com/office/word/2020/wordml/sdtdatahash" xmlns:w16sdtfl="http://schemas.microsoft.com/office/word/2024/wordml/sdtformatlock" xmlns:w16se="http://schemas.microsoft.com/office/word/2015/wordml/symex" xmlns:wpg="http://schemas.microsoft.com/office/word/2010/wordprocessingGroup" xmlns:wpi="http://schemas.microsoft.com/office/word/2010/wordprocessingInk" xmlns:wne="http://schemas.microsoft.com/office/word/2006/wordml" xmlns:wps="http://schemas.microsoft.com/office/word/2010/wordprocessingShape" mc:Ignorable="w14 w15 w16se w16cid w16 w16cex w16sdtdh w16sdtfl w16du wp14">
   <w:body>
-    <w:p/>
+    <w:tbl>
+      <w:tblPr>
+        <w:tblStyle w:val="TableGrid"/>
+        <w:tblW w:w="9421" w:type="dxa"/>
+        <w:tblInd w:w="648" w:type="dxa"/>
+        <w:tblBorders>
+          <w:top w:val="none" w:sz="0" w:space="0" w:color="auto"/>
+          <w:left w:val="none" w:sz="0" w:space="0" w:color="auto"/>
+          <w:bottom w:val="none" w:sz="0" w:space="0" w:color="auto"/>
+          <w:right w:val="none" w:sz="0" w:space="0" w:color="auto"/>
+          <w:insideH w:val="none" w:sz="0" w:space="0" w:color="auto"/>
+          <w:insideV w:val="none" w:sz="0" w:space="0" w:color="auto"/>
+        </w:tblBorders>
+        <w:tblLook w:val="04A0" w:firstRow="1" w:lastRow="0" w:firstColumn="1" w:lastColumn="0" w:noHBand="0" w:noVBand="1"/>
+      </w:tblPr>
+      <w:tblGrid>
+        <w:gridCol w:w="2772"/>
+        <w:gridCol w:w="6649"/>
+      </w:tblGrid>
+      <w:tr>
+        <w:tc>
+          <w:tcPr>
+            <w:tcW w:w="2772" w:type="dxa"/>
+          </w:tcPr>
+          <w:p>
+            <w:pPr>
+              <w:shd w:val="clear" w:color="auto" w:fill="FFFFFF" w:themeFill="background1"/>
+              <w:tabs>
+                <w:tab w:val="left" w:pos="68"/>
+              </w:tabs>
+              <w:spacing w:before="60"/>
+              <w:jc w:val="center"/>
+              <w:rPr>
+                <w:noProof/>
+                <w:color w:val="000000" w:themeColor="text1"/>
+                <w:sz w:val="24"/>
+                <w:szCs w:val="24"/>
+              </w:rPr>
+            </w:pPr>
+            <w:r>
+              <w:rPr>
+                <w:noProof/>
+                <w:color w:val="000000" w:themeColor="text1"/>
+                <w:sz w:val="24"/>
+                <w:szCs w:val="24"/>
+              </w:rPr>
+              <w:t>BỘ Y TẾ</w:t>
+            </w:r>
+          </w:p>
+          <w:p>
+            <w:pPr>
+              <w:shd w:val="clear" w:color="auto" w:fill="FFFFFF" w:themeFill="background1"/>
+              <w:tabs>
+                <w:tab w:val="left" w:pos="0"/>
+              </w:tabs>
+              <w:spacing w:before="60"/>
+              <w:rPr>
+                <w:b/>
+                <w:noProof/>
+                <w:color w:val="000000" w:themeColor="text1"/>
+                <w:sz w:val="24"/>
+                <w:szCs w:val="24"/>
+              </w:rPr>
+            </w:pPr>
+            <w:r>
+              <w:rPr>
+                <w:b/>
+                <w:noProof/>
+                <w:color w:val="000000" w:themeColor="text1"/>
+                <w:sz w:val="24"/>
+                <w:szCs w:val="24"/>
+              </w:rPr>
+              <w:t xml:space="preserve">BỆNH VIỆN PHỤ SẢN </w:t>
+            </w:r>
+          </w:p>
+          <w:p>
+            <w:pPr>
+              <w:shd w:val="clear" w:color="auto" w:fill="FFFFFF" w:themeFill="background1"/>
+              <w:tabs>
+                <w:tab w:val="left" w:pos="68"/>
+              </w:tabs>
+              <w:spacing w:before="60"/>
+              <w:jc w:val="center"/>
+              <w:rPr>
+                <w:noProof/>
+                <w:color w:val="000000" w:themeColor="text1"/>
+                <w:sz w:val="24"/>
+                <w:szCs w:val="24"/>
+              </w:rPr>
+            </w:pPr>
+            <w:r>
+              <w:rPr>
+                <w:b/>
+                <w:noProof/>
+                <w:color w:val="000000" w:themeColor="text1"/>
+                <w:sz w:val="24"/>
+                <w:szCs w:val="24"/>
+                <w14:ligatures w14:val="standardContextual"/>
+              </w:rPr>
+              <mc:AlternateContent>
+                <mc:Choice Requires="wps">
+                  <w:drawing>
+                    <wp:anchor distT="0" distB="0" distL="114300" distR="114300" simplePos="0" relativeHeight="251660288" behindDoc="0" locked="0" layoutInCell="1" allowOverlap="1" wp14:anchorId="17E92A57" wp14:editId="670A0C0B">
+                      <wp:simplePos x="0" y="0"/>
+                      <wp:positionH relativeFrom="column">
+                        <wp:posOffset>299085</wp:posOffset>
+                      </wp:positionH>
+                      <wp:positionV relativeFrom="paragraph">
+                        <wp:posOffset>189865</wp:posOffset>
+                      </wp:positionV>
+                      <wp:extent cx="1028700" cy="0"/>
+                      <wp:effectExtent l="0" t="0" r="19050" b="19050"/>
+                      <wp:wrapNone/>
+                      <wp:docPr id="1903682382" name="Straight Connector 1903682382"/>
+                      <wp:cNvGraphicFramePr/>
+                      <a:graphic xmlns:a="http://schemas.openxmlformats.org/drawingml/2006/main">
+                        <a:graphicData uri="http://schemas.microsoft.com/office/word/2010/wordprocessingShape">
+                          <wps:wsp>
+                            <wps:cNvCnPr/>
+                            <wps:spPr>
+                              <a:xfrm>
+                                <a:off x="0" y="0"/>
+                                <a:ext cx="1028700" cy="0"/>
+                              </a:xfrm>
+                              <a:prstGeom prst="line">
+                                <a:avLst/>
+                              </a:prstGeom>
+                            </wps:spPr>
+                            <wps:style>
+                              <a:lnRef idx="1">
+                                <a:schemeClr val="dk1"/>
+                              </a:lnRef>
+                              <a:fillRef idx="0">
+                                <a:schemeClr val="dk1"/>
+                              </a:fillRef>
+                              <a:effectRef idx="0">
+                                <a:schemeClr val="dk1"/>
+                              </a:effectRef>
+                              <a:fontRef idx="minor">
+                                <a:schemeClr val="tx1"/>
+                              </a:fontRef>
+                            </wps:style>
+                            <wps:bodyPr/>
+                          </wps:wsp>
+                        </a:graphicData>
+                      </a:graphic>
+                    </wp:anchor>
+                  </w:drawing>
+                </mc:Choice>
+                <mc:Fallback>
+                  <w:pict>
+                    <v:line w14:anchorId="34D81756" id="Straight Connector 1903682382" o:spid="_x0000_s1026" style="position:absolute;z-index:251660288;visibility:visible;mso-wrap-style:square;mso-wrap-distance-left:9pt;mso-wrap-distance-top:0;mso-wrap-distance-right:9pt;mso-wrap-distance-bottom:0;mso-position-horizontal:absolute;mso-position-horizontal-relative:text;mso-position-vertical:absolute;mso-position-vertical-relative:text" from="23.55pt,14.95pt" to="104.55pt,14.95pt" o:gfxdata="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" strokecolor="black [3200]" strokeweight=".5pt">
+                      <v:stroke joinstyle="miter"/>
+                    </v:line>
+                  </w:pict>
+                </mc:Fallback>
+              </mc:AlternateContent>
+            </w:r>
+            <w:r>
+              <w:rPr>
+                <w:b/>
+                <w:noProof/>
+                <w:color w:val="000000" w:themeColor="text1"/>
+                <w:sz w:val="24"/>
+                <w:szCs w:val="24"/>
+              </w:rPr>
+              <w:t>TRUNG ƯƠNG</w:t>
+            </w:r>
+          </w:p>
+          <w:p>
+            <w:pPr>
+              <w:shd w:val="clear" w:color="auto" w:fill="FFFFFF" w:themeFill="background1"/>
+              <w:tabs>
+                <w:tab w:val="left" w:pos="68"/>
+              </w:tabs>
+              <w:spacing w:before="60"/>
+              <w:jc w:val="center"/>
+              <w:rPr>
+                <w:noProof/>
+                <w:color w:val="000000" w:themeColor="text1"/>
+                <w:sz w:val="24"/>
+                <w:szCs w:val="24"/>
+              </w:rPr>
+            </w:pPr>
+          </w:p>
+        </w:tc>
+        <w:tc>
+          <w:tcPr>
+            <w:tcW w:w="6649" w:type="dxa"/>
+          </w:tcPr>
+          <w:p>
+            <w:pPr>
+              <w:shd w:val="clear" w:color="auto" w:fill="FFFFFF" w:themeFill="background1"/>
+              <w:spacing w:before="60"/>
+              <w:jc w:val="center"/>
+              <w:rPr>
+                <w:b/>
+                <w:noProof/>
+                <w:color w:val="000000" w:themeColor="text1"/>
+                <w:sz w:val="24"/>
+                <w:szCs w:val="24"/>
+              </w:rPr>
+            </w:pPr>
+            <w:r>
+              <w:rPr>
+                <w:b/>
+                <w:noProof/>
+                <w:color w:val="000000" w:themeColor="text1"/>
+                <w:sz w:val="24"/>
+                <w:szCs w:val="24"/>
+              </w:rPr>
+              <w:t>CỘNG HÒA XÃ HỘI CHỦ NGHĨA VIỆT NAM</w:t>
+            </w:r>
+          </w:p>
+          <w:p>
+            <w:pPr>
+              <w:shd w:val="clear" w:color="auto" w:fill="FFFFFF" w:themeFill="background1"/>
+              <w:spacing w:before="60"/>
+              <w:jc w:val="center"/>
+              <w:rPr>
+                <w:b/>
+                <w:noProof/>
+                <w:color w:val="000000" w:themeColor="text1"/>
+                <w:sz w:val="26"/>
+                <w:szCs w:val="26"/>
+              </w:rPr>
+            </w:pPr>
+            <w:r>
+              <w:rPr>
+                <w:b/>
+                <w:noProof/>
+                <w:color w:val="000000" w:themeColor="text1"/>
+                <w:sz w:val="26"/>
+                <w:szCs w:val="26"/>
+                <w14:ligatures w14:val="standardContextual"/>
+              </w:rPr>
+              <mc:AlternateContent>
+                <mc:Choice Requires="wps">
+                  <w:drawing>
+                    <wp:anchor distT="0" distB="0" distL="114300" distR="114300" simplePos="0" relativeHeight="251661312" behindDoc="0" locked="0" layoutInCell="1" allowOverlap="1" wp14:anchorId="077CE3EE" wp14:editId="5D40E472">
+                      <wp:simplePos x="0" y="0"/>
+                      <wp:positionH relativeFrom="column">
+                        <wp:posOffset>1062990</wp:posOffset>
+                      </wp:positionH>
+                      <wp:positionV relativeFrom="paragraph">
+                        <wp:posOffset>184150</wp:posOffset>
+                      </wp:positionV>
+                      <wp:extent cx="1943100" cy="0"/>
+                      <wp:effectExtent l="0" t="0" r="19050" b="19050"/>
+                      <wp:wrapNone/>
+                      <wp:docPr id="1903682383" name="Straight Connector 1903682383"/>
+                      <wp:cNvGraphicFramePr/>
+                      <a:graphic xmlns:a="http://schemas.openxmlformats.org/drawingml/2006/main">
+                        <a:graphicData uri="http://schemas.microsoft.com/office/word/2010/wordprocessingShape">
+                          <wps:wsp>
+                            <wps:cNvCnPr/>
+                            <wps:spPr>
+                              <a:xfrm>
+                                <a:off x="0" y="0"/>
+                                <a:ext cx="1943100" cy="0"/>
+                              </a:xfrm>
+                              <a:prstGeom prst="line">
+                                <a:avLst/>
+                              </a:prstGeom>
+                            </wps:spPr>
+                            <wps:style>
+                              <a:lnRef idx="1">
+                                <a:schemeClr val="dk1"/>
+                              </a:lnRef>
+                              <a:fillRef idx="0">
+                                <a:schemeClr val="dk1"/>
+                              </a:fillRef>
+                              <a:effectRef idx="0">
+                                <a:schemeClr val="dk1"/>
+                              </a:effectRef>
+                              <a:fontRef idx="minor">
+                                <a:schemeClr val="tx1"/>
+                              </a:fontRef>
+                            </wps:style>
+                            <wps:bodyPr/>
+                          </wps:wsp>
+                        </a:graphicData>
+                      </a:graphic>
+                      <wp14:sizeRelH relativeFrom="margin">
+                        <wp14:pctWidth>0</wp14:pctWidth>
+                      </wp14:sizeRelH>
+                    </wp:anchor>
+                  </w:drawing>
+                </mc:Choice>
+                <mc:Fallback>
+                  <w:pict>
+                    <v:line w14:anchorId="7EDCDD49" id="Straight Connector 1903682383" o:spid="_x0000_s1026" style="position:absolute;z-index:251661312;visibility:visible;mso-wrap-style:square;mso-width-percent:0;mso-wrap-distance-left:9pt;mso-wrap-distance-top:0;mso-wrap-distance-right:9pt;mso-wrap-distance-bottom:0;mso-position-horizontal:absolute;mso-position-horizontal-relative:text;mso-position-vertical:absolute;mso-position-vertical-relative:text;mso-width-percent:0;mso-width-relative:margin" from="83.7pt,14.5pt" to="236.7pt,14.5pt" o:gfxdata="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" strokecolor="black [3200]" strokeweight=".5pt">
+                      <v:stroke joinstyle="miter"/>
+                    </v:line>
+                  </w:pict>
+                </mc:Fallback>
+              </mc:AlternateContent>
+            </w:r>
+            <w:r>
+              <w:rPr>
+                <w:b/>
+                <w:noProof/>
+                <w:color w:val="000000" w:themeColor="text1"/>
+                <w:sz w:val="26"/>
+                <w:szCs w:val="26"/>
+              </w:rPr>
+              <w:t>Độc lập - Tự do - Hạnh phúc</w:t>
+            </w:r>
+          </w:p>
+          <w:p>
+            <w:pPr>
+              <w:shd w:val="clear" w:color="auto" w:fill="FFFFFF" w:themeFill="background1"/>
+              <w:spacing w:before="60"/>
+              <w:jc w:val="right"/>
+              <w:rPr>
+                <w:b/>
+                <w:noProof/>
+                <w:color w:val="000000" w:themeColor="text1"/>
+                <w:sz w:val="26"/>
+                <w:szCs w:val="26"/>
+              </w:rPr>
+            </w:pPr>
+          </w:p>
+          <w:p>
+            <w:pPr>
+              <w:shd w:val="clear" w:color="auto" w:fill="FFFFFF" w:themeFill="background1"/>
+              <w:spacing w:before="60"/>
+              <w:jc w:val="center"/>
+              <w:rPr>
+                <w:b/>
+                <w:noProof/>
+                <w:color w:val="000000" w:themeColor="text1"/>
+                <w:sz w:val="26"/>
+                <w:szCs w:val="26"/>
+              </w:rPr>
+            </w:pPr>
+            <w:r>
+              <w:rPr>
+                <w:i/>
+                <w:noProof/>
+                <w:color w:val="000000" w:themeColor="text1"/>
+                <w:sz w:val="26"/>
+                <w:szCs w:val="26"/>
+              </w:rPr>
+              <w:t xml:space="preserve">                          Hà Nội, </w:t>
+            </w:r>
+            <w:r>
+              <w:rPr>
+                <w:i/>
+                <w:noProof/>
+                <w:color w:val="000000" w:themeColor="text1"/>
+                <w:sz w:val="26"/>
+                <w:szCs w:val="26"/>
+                <w:lang w:val="en-US"/>
+              </w:rPr>
+              <w:t>[[</w:t>
+            </w:r>
+            <w:r>
+              <w:rPr>
+                <w:i/>
+                <w:noProof/>
+                <w:color w:val="000000" w:themeColor="text1"/>
+                <w:sz w:val="26"/>
+                <w:szCs w:val="26"/>
+                <w:lang w:val="en-US"/>
+              </w:rPr>
+              <w:t>NgayThangNamHienTaiDayDu</w:t>
+            </w:r>
+            <w:r>
+              <w:rPr>
+                <w:i/>
+                <w:noProof/>
+                <w:color w:val="000000" w:themeColor="text1"/>
+                <w:sz w:val="26"/>
+                <w:szCs w:val="26"/>
+                <w:lang w:val="en-US"/>
+              </w:rPr>
+              <w:t>]]</w:t>
+            </w:r>
+            <w:r>
+              <w:rPr>
+                <w:i/>
+                <w:noProof/>
+                <w:color w:val="000000" w:themeColor="text1"/>
+                <w:sz w:val="26"/>
+                <w:szCs w:val="26"/>
+              </w:rPr>
+              <w:t xml:space="preserve">  </w:t>
+            </w:r>
+          </w:p>
+        </w:tc>
+      </w:tr>
+    </w:tbl>
+    <w:p>
+      <w:pPr>
+        <w:shd w:val="clear" w:color="auto" w:fill="FFFFFF" w:themeFill="background1"/>
+        <w:spacing w:after="0"/>
+        <w:rPr>
+          <w:color w:val="000000" w:themeColor="text1"/>
+          <w:sz w:val="26"/>
+          <w:szCs w:val="26"/>
+          <w:lang w:val="vi-VN"/>
+        </w:rPr>
+      </w:pPr>
+    </w:p>
+    <w:p>
+      <w:pPr>
+        <w:shd w:val="clear" w:color="auto" w:fill="FFFFFF" w:themeFill="background1"/>
+        <w:tabs>
+          <w:tab w:val="right" w:leader="dot" w:pos="9600"/>
+        </w:tabs>
+        <w:spacing w:before="120" w:after="0"/>
+        <w:jc w:val="center"/>
+        <w:rPr>
+          <w:b/>
+          <w:color w:val="000000" w:themeColor="text1"/>
+          <w:sz w:val="26"/>
+          <w:szCs w:val="26"/>
+          <w:lang w:val="vi-VN"/>
+        </w:rPr>
+      </w:pPr>
+      <w:r>
+        <w:rPr>
+          <w:b/>
+          <w:color w:val="000000" w:themeColor="text1"/>
+          <w:sz w:val="26"/>
+          <w:szCs w:val="26"/>
+          <w:lang w:val="vi-VN"/>
+        </w:rPr>
+        <w:t>PHIẾU NỘP HỌC PHÍ</w:t>
+      </w:r>
+    </w:p>
+    <w:p>
+      <w:pPr>
+        <w:shd w:val="clear" w:color="auto" w:fill="FFFFFF" w:themeFill="background1"/>
+        <w:tabs>
+          <w:tab w:val="right" w:leader="dot" w:pos="9600"/>
+        </w:tabs>
+        <w:spacing w:before="240" w:after="0"/>
+        <w:jc w:val="both"/>
+        <w:rPr>
+          <w:color w:val="000000" w:themeColor="text1"/>
+          <w:sz w:val="26"/>
+          <w:szCs w:val="26"/>
+        </w:rPr>
+      </w:pPr>
+      <w:r>
+        <w:rPr>
+          <w:color w:val="000000" w:themeColor="text1"/>
+          <w:sz w:val="26"/>
+          <w:szCs w:val="26"/>
+          <w:lang w:val="vi-VN"/>
+        </w:rPr>
+        <w:t>1. Họ và tên học viên:</w:t>
+      </w:r>
+      <w:r>
+        <w:rPr>
+          <w:color w:val="000000" w:themeColor="text1"/>
+          <w:sz w:val="26"/>
+          <w:szCs w:val="26"/>
+        </w:rPr>
+        <w:t xml:space="preserve"> [[</w:t>
+      </w:r>
+      <w:r>
+        <w:rPr>
+          <w:color w:val="000000" w:themeColor="text1"/>
+          <w:sz w:val="26"/>
+          <w:szCs w:val="26"/>
+        </w:rPr>
+        <w:t>HoTenHV</w:t>
+      </w:r>
+      <w:r>
+        <w:rPr>
+          <w:color w:val="000000" w:themeColor="text1"/>
+          <w:sz w:val="26"/>
+          <w:szCs w:val="26"/>
+        </w:rPr>
+        <w:t>]]</w:t>
+      </w:r>
+    </w:p>
+    <w:p>
+      <w:pPr>
+        <w:shd w:val="clear" w:color="auto" w:fill="FFFFFF" w:themeFill="background1"/>
+        <w:tabs>
+          <w:tab w:val="right" w:leader="dot" w:pos="9600"/>
+        </w:tabs>
+        <w:spacing w:before="240" w:after="0"/>
+        <w:jc w:val="both"/>
+        <w:rPr>
+          <w:color w:val="000000" w:themeColor="text1"/>
+          <w:sz w:val="26"/>
+          <w:szCs w:val="26"/>
+        </w:rPr>
+      </w:pPr>
+      <w:r>
+        <w:rPr>
+          <w:color w:val="000000" w:themeColor="text1"/>
+          <w:sz w:val="26"/>
+          <w:szCs w:val="26"/>
+          <w:lang w:val="vi-VN"/>
+        </w:rPr>
+        <w:t>2. Nơi công tác:</w:t>
+      </w:r>
+      <w:r>
+        <w:rPr>
+          <w:color w:val="000000" w:themeColor="text1"/>
+          <w:sz w:val="26"/>
+          <w:szCs w:val="26"/>
+        </w:rPr>
+        <w:t xml:space="preserve"> [[</w:t>
+      </w:r>
+      <w:r>
+        <w:rPr>
+          <w:color w:val="000000" w:themeColor="text1"/>
+          <w:sz w:val="26"/>
+          <w:szCs w:val="26"/>
+        </w:rPr>
+        <w:t>DonViCongTacHV</w:t>
+      </w:r>
+      <w:r>
+        <w:rPr>
+          <w:color w:val="000000" w:themeColor="text1"/>
+          <w:sz w:val="26"/>
+          <w:szCs w:val="26"/>
+        </w:rPr>
+        <w:t>]]</w:t>
+      </w:r>
+    </w:p>
+    <w:p>
+      <w:pPr>
+        <w:shd w:val="clear" w:color="auto" w:fill="FFFFFF" w:themeFill="background1"/>
+        <w:tabs>
+          <w:tab w:val="right" w:leader="dot" w:pos="9600"/>
+        </w:tabs>
+        <w:spacing w:before="240" w:after="0"/>
+        <w:jc w:val="both"/>
+        <w:rPr>
+          <w:color w:val="000000" w:themeColor="text1"/>
+          <w:sz w:val="26"/>
+          <w:szCs w:val="26"/>
+        </w:rPr>
+      </w:pPr>
+      <w:r>
+        <w:rPr>
+          <w:color w:val="000000" w:themeColor="text1"/>
+          <w:sz w:val="26"/>
+          <w:szCs w:val="26"/>
+          <w:lang w:val="vi-VN"/>
+        </w:rPr>
+        <w:t>3. Lớp:</w:t>
+      </w:r>
+      <w:r>
+        <w:rPr>
+          <w:color w:val="000000" w:themeColor="text1"/>
+          <w:sz w:val="26"/>
+          <w:szCs w:val="26"/>
+        </w:rPr>
+        <w:t xml:space="preserve"> [[</w:t>
+      </w:r>
+      <w:r>
+        <w:rPr>
+          <w:color w:val="000000" w:themeColor="text1"/>
+          <w:sz w:val="26"/>
+          <w:szCs w:val="26"/>
+        </w:rPr>
+        <w:t>TenLop</w:t>
+      </w:r>
+      <w:r>
+        <w:rPr>
+          <w:color w:val="000000" w:themeColor="text1"/>
+          <w:sz w:val="26"/>
+          <w:szCs w:val="26"/>
+        </w:rPr>
+        <w:t>]]</w:t>
+      </w:r>
+    </w:p>
+    <w:p>
+      <w:pPr>
+        <w:shd w:val="clear" w:color="auto" w:fill="FFFFFF" w:themeFill="background1"/>
+        <w:tabs>
+          <w:tab w:val="right" w:leader="dot" w:pos="9600"/>
+        </w:tabs>
+        <w:spacing w:before="240" w:after="0"/>
+        <w:jc w:val="both"/>
+        <w:rPr>
+          <w:color w:val="000000" w:themeColor="text1"/>
+          <w:sz w:val="26"/>
+          <w:szCs w:val="26"/>
+        </w:rPr>
+      </w:pPr>
+      <w:r>
+        <w:rPr>
+          <w:color w:val="000000" w:themeColor="text1"/>
+          <w:sz w:val="26"/>
+          <w:szCs w:val="26"/>
+          <w:lang w:val="vi-VN"/>
+        </w:rPr>
+        <w:t>4. Thời gian:</w:t>
+      </w:r>
+      <w:r>
+        <w:rPr>
+          <w:color w:val="000000" w:themeColor="text1"/>
+          <w:sz w:val="26"/>
+          <w:szCs w:val="26"/>
+        </w:rPr>
+        <w:t xml:space="preserve"> [[</w:t>
+      </w:r>
+      <w:r>
+        <w:rPr>
+          <w:color w:val="000000" w:themeColor="text1"/>
+          <w:sz w:val="26"/>
+          <w:szCs w:val="26"/>
+        </w:rPr>
+        <w:t>ThoiGianHoc</w:t>
+      </w:r>
+      <w:r>
+        <w:rPr>
+          <w:color w:val="000000" w:themeColor="text1"/>
+          <w:sz w:val="26"/>
+          <w:szCs w:val="26"/>
+        </w:rPr>
+        <w:t>]]</w:t>
+      </w:r>
+    </w:p>
+    <w:p>
+      <w:pPr>
+        <w:shd w:val="clear" w:color="auto" w:fill="FFFFFF" w:themeFill="background1"/>
+        <w:tabs>
+          <w:tab w:val="right" w:leader="dot" w:pos="9600"/>
+        </w:tabs>
+        <w:spacing w:before="240" w:after="0"/>
+        <w:jc w:val="both"/>
+        <w:rPr>
+          <w:color w:val="000000" w:themeColor="text1"/>
+          <w:sz w:val="26"/>
+          <w:szCs w:val="26"/>
+        </w:rPr>
+      </w:pPr>
+      <w:r>
+        <w:rPr>
+          <w:color w:val="000000" w:themeColor="text1"/>
+          <w:sz w:val="26"/>
+          <w:szCs w:val="26"/>
+          <w:lang w:val="vi-VN"/>
+        </w:rPr>
+        <w:t>5. Số học phí:</w:t>
+      </w:r>
+      <w:r>
+        <w:rPr>
+          <w:color w:val="000000" w:themeColor="text1"/>
+          <w:sz w:val="26"/>
+          <w:szCs w:val="26"/>
+        </w:rPr>
+        <w:t xml:space="preserve"> [[</w:t>
+      </w:r>
+      <w:r>
+        <w:rPr>
+          <w:color w:val="000000" w:themeColor="text1"/>
+          <w:sz w:val="26"/>
+          <w:szCs w:val="26"/>
+        </w:rPr>
+        <w:t>HocPhi</w:t>
+      </w:r>
+      <w:r>
+        <w:rPr>
+          <w:color w:val="000000" w:themeColor="text1"/>
+          <w:sz w:val="26"/>
+          <w:szCs w:val="26"/>
+        </w:rPr>
+        <w:t>]]</w:t>
+      </w:r>
+      <w:r>
+        <w:rPr>
+          <w:color w:val="000000" w:themeColor="text1"/>
+          <w:sz w:val="26"/>
+          <w:szCs w:val="26"/>
+        </w:rPr>
+        <w:t xml:space="preserve"> </w:t>
+      </w:r>
+      <w:r>
+        <w:rPr>
+          <w:i/>
+          <w:color w:val="000000" w:themeColor="text1"/>
+          <w:sz w:val="26"/>
+          <w:szCs w:val="26"/>
+          <w:lang w:val="vi-VN"/>
+        </w:rPr>
+        <w:t>(Bằng chữ:</w:t>
+      </w:r>
+      <w:r>
+        <w:rPr>
+          <w:i/>
+          <w:color w:val="000000" w:themeColor="text1"/>
+          <w:sz w:val="26"/>
+          <w:szCs w:val="26"/>
+        </w:rPr>
+        <w:t>[[</w:t>
+      </w:r>
+      <w:r>
+        <w:rPr>
+          <w:i/>
+          <w:color w:val="000000" w:themeColor="text1"/>
+          <w:sz w:val="26"/>
+          <w:szCs w:val="26"/>
+        </w:rPr>
+        <w:t>HocPhiText</w:t>
+      </w:r>
+      <w:r>
+        <w:rPr>
+          <w:i/>
+          <w:color w:val="000000" w:themeColor="text1"/>
+          <w:sz w:val="26"/>
+          <w:szCs w:val="26"/>
+        </w:rPr>
+        <w:t>]]</w:t>
+      </w:r>
+      <w:r>
+        <w:rPr>
+          <w:i/>
+          <w:color w:val="000000" w:themeColor="text1"/>
+          <w:sz w:val="26"/>
+          <w:szCs w:val="26"/>
+          <w:lang w:val="vi-VN"/>
+        </w:rPr>
+        <w:t>)</w:t>
+      </w:r>
+    </w:p>
+    <w:p>
+      <w:pPr>
+        <w:shd w:val="clear" w:color="auto" w:fill="FFFFFF" w:themeFill="background1"/>
+        <w:tabs>
+          <w:tab w:val="right" w:leader="dot" w:pos="9600"/>
+        </w:tabs>
+        <w:spacing w:before="240" w:after="0"/>
+        <w:jc w:val="both"/>
+        <w:rPr>
+          <w:color w:val="000000" w:themeColor="text1"/>
+          <w:sz w:val="26"/>
+          <w:szCs w:val="26"/>
+        </w:rPr>
+      </w:pPr>
+      <w:r>
+        <w:rPr>
+          <w:color w:val="000000" w:themeColor="text1"/>
+          <w:sz w:val="26"/>
+          <w:szCs w:val="26"/>
+          <w:lang w:val="vi-VN"/>
+        </w:rPr>
+        <w:t>7. Số hóa đơn:</w:t>
+      </w:r>
+      <w:r>
+        <w:rPr>
+          <w:color w:val="000000" w:themeColor="text1"/>
+          <w:sz w:val="26"/>
+          <w:szCs w:val="26"/>
+        </w:rPr>
+        <w:t xml:space="preserve"> [[</w:t>
+      </w:r>
+      <w:r>
+        <w:rPr>
+          <w:color w:val="000000" w:themeColor="text1"/>
+          <w:sz w:val="26"/>
+          <w:szCs w:val="26"/>
+        </w:rPr>
+        <w:t>SoHoaDon</w:t>
+      </w:r>
+      <w:r>
+        <w:rPr>
+          <w:color w:val="000000" w:themeColor="text1"/>
+          <w:sz w:val="26"/>
+          <w:szCs w:val="26"/>
+        </w:rPr>
+        <w:t>]]</w:t>
+      </w:r>
+    </w:p>
+    <w:p>
+      <w:pPr>
+        <w:shd w:val="clear" w:color="auto" w:fill="FFFFFF" w:themeFill="background1"/>
+        <w:tabs>
+          <w:tab w:val="right" w:pos="9600"/>
+        </w:tabs>
+        <w:spacing w:after="0"/>
+        <w:jc w:val="both"/>
+        <w:rPr>
+          <w:color w:val="000000" w:themeColor="text1"/>
+          <w:sz w:val="26"/>
+          <w:szCs w:val="26"/>
+        </w:rPr>
+      </w:pPr>
+      <w:r>
+        <w:rPr>
+          <w:color w:val="000000" w:themeColor="text1"/>
+          <w:sz w:val="26"/>
+          <w:szCs w:val="26"/>
+          <w:lang w:val="vi-VN"/>
+        </w:rPr>
+        <w:t xml:space="preserve">8. Miễn/giảm (nếu có)                           </w:t>
+      </w:r>
+    </w:p>
+    <w:p>
+      <w:pPr>
+        <w:shd w:val="clear" w:color="auto" w:fill="FFFFFF" w:themeFill="background1"/>
+        <w:tabs>
+          <w:tab w:val="right" w:pos="720"/>
+          <w:tab w:val="right" w:pos="9600"/>
+        </w:tabs>
+        <w:spacing w:after="0"/>
+        <w:jc w:val="both"/>
+        <w:rPr>
+          <w:color w:val="000000" w:themeColor="text1"/>
+          <w:sz w:val="26"/>
+          <w:szCs w:val="26"/>
+          <w:lang w:val="vi-VN"/>
+        </w:rPr>
+      </w:pPr>
+      <w:r>
+        <w:rPr>
+          <w:color w:val="000000" w:themeColor="text1"/>
+          <w:sz w:val="26"/>
+          <w:szCs w:val="26"/>
+        </w:rPr>
+        <w:tab/>
+      </w:r>
+      <w:r>
+        <w:rPr>
+          <w:color w:val="000000" w:themeColor="text1"/>
+          <w:sz w:val="26"/>
+          <w:szCs w:val="26"/>
+        </w:rPr>
+        <w:t>[[</w:t>
+      </w:r>
+      <w:r>
+        <w:rPr>
+          <w:color w:val="000000" w:themeColor="text1"/>
+          <w:sz w:val="26"/>
+          <w:szCs w:val="26"/>
+        </w:rPr>
+        <w:t>MienGiamCheckBox</w:t>
+      </w:r>
+      <w:r>
+        <w:rPr>
+          <w:color w:val="000000" w:themeColor="text1"/>
+          <w:sz w:val="26"/>
+          <w:szCs w:val="26"/>
+        </w:rPr>
+        <w:t>]]</w:t>
+      </w:r>
+    </w:p>
+    <w:p>
+      <w:pPr>
+        <w:shd w:val="clear" w:color="auto" w:fill="FFFFFF" w:themeFill="background1"/>
+        <w:tabs>
+          <w:tab w:val="right" w:leader="dot" w:pos="9600"/>
+        </w:tabs>
+        <w:spacing w:after="0"/>
+        <w:jc w:val="center"/>
+        <w:rPr>
+          <w:i/>
+          <w:color w:val="000000" w:themeColor="text1"/>
+          <w:sz w:val="26"/>
+          <w:szCs w:val="26"/>
+        </w:rPr>
+      </w:pPr>
+    </w:p>
+    <w:p>
+      <w:pPr>
+        <w:shd w:val="clear" w:color="auto" w:fill="FFFFFF" w:themeFill="background1"/>
+        <w:tabs>
+          <w:tab w:val="right" w:leader="dot" w:pos="9600"/>
+        </w:tabs>
+        <w:spacing w:after="0"/>
+        <w:jc w:val="right"/>
+        <w:rPr>
+          <w:i/>
+          <w:color w:val="000000" w:themeColor="text1"/>
+          <w:sz w:val="26"/>
+          <w:szCs w:val="26"/>
+          <w:lang w:val="vi-VN"/>
+        </w:rPr>
+      </w:pPr>
+    </w:p>
+    <w:p>
+      <w:pPr>
+        <w:shd w:val="clear" w:color="auto" w:fill="FFFFFF" w:themeFill="background1"/>
+        <w:tabs>
+          <w:tab w:val="right" w:leader="dot" w:pos="9600"/>
+        </w:tabs>
+        <w:spacing w:after="0"/>
+        <w:jc w:val="right"/>
+        <w:rPr>
+          <w:i/>
+          <w:iCs/>
+          <w:color w:val="000000" w:themeColor="text1"/>
+          <w:sz w:val="26"/>
+          <w:szCs w:val="26"/>
+        </w:rPr>
+      </w:pPr>
+      <w:r>
+        <w:rPr>
+          <w:i/>
+          <w:iCs/>
+          <w:color w:val="000000" w:themeColor="text1"/>
+          <w:sz w:val="26"/>
+          <w:szCs w:val="26"/>
+        </w:rPr>
+        <w:t xml:space="preserve">Hà Nội, </w:t>
+      </w:r>
+      <w:r>
+        <w:rPr>
+          <w:i/>
+          <w:iCs/>
+          <w:color w:val="000000" w:themeColor="text1"/>
+          <w:sz w:val="26"/>
+          <w:szCs w:val="26"/>
+        </w:rPr>
+        <w:t>[[</w:t>
+      </w:r>
+      <w:r>
+        <w:rPr>
+          <w:i/>
+          <w:iCs/>
+          <w:color w:val="000000" w:themeColor="text1"/>
+          <w:sz w:val="26"/>
+          <w:szCs w:val="26"/>
+        </w:rPr>
+        <w:t>NgayThangNamHienTaiDayDu</w:t>
+      </w:r>
+      <w:r>
+        <w:rPr>
+          <w:i/>
+          <w:iCs/>
+          <w:color w:val="000000" w:themeColor="text1"/>
+          <w:sz w:val="26"/>
+          <w:szCs w:val="26"/>
+        </w:rPr>
+        <w:t>]]</w:t>
+      </w:r>
+      <w:r>
+        <w:rPr>
+          <w:i/>
+          <w:iCs/>
+          <w:color w:val="000000" w:themeColor="text1"/>
+          <w:sz w:val="26"/>
+          <w:szCs w:val="26"/>
+        </w:rPr>
+        <w:t xml:space="preserve">   </w:t>
+      </w:r>
+    </w:p>
+    <w:p>
+      <w:pPr>
+        <w:shd w:val="clear" w:color="auto" w:fill="FFFFFF" w:themeFill="background1"/>
+        <w:tabs>
+          <w:tab w:val="right" w:leader="dot" w:pos="9600"/>
+        </w:tabs>
+        <w:spacing w:after="0"/>
+        <w:jc w:val="right"/>
+        <w:rPr>
+          <w:i/>
+          <w:color w:val="000000" w:themeColor="text1"/>
+          <w:sz w:val="26"/>
+          <w:szCs w:val="26"/>
+          <w:lang w:val="vi-VN"/>
+        </w:rPr>
+      </w:pPr>
+    </w:p>
+    <w:tbl>
+      <w:tblPr>
+        <w:tblW w:w="0" w:type="auto"/>
+        <w:tblLook w:val="04A0" w:firstRow="1" w:lastRow="0" w:firstColumn="1" w:lastColumn="0" w:noHBand="0" w:noVBand="1"/>
+      </w:tblPr>
+      <w:tblGrid>
+        <w:gridCol w:w="3015"/>
+        <w:gridCol w:w="3049"/>
+        <w:gridCol w:w="3008"/>
+      </w:tblGrid>
+      <w:tr>
+        <w:tc>
+          <w:tcPr>
+            <w:tcW w:w="3369" w:type="dxa"/>
+            <w:vAlign w:val="center"/>
+          </w:tcPr>
+          <w:p>
+            <w:pPr>
+              <w:shd w:val="clear" w:color="auto" w:fill="FFFFFF" w:themeFill="background1"/>
+              <w:tabs>
+                <w:tab w:val="right" w:leader="dot" w:pos="9600"/>
+              </w:tabs>
+              <w:spacing w:after="0"/>
+              <w:jc w:val="center"/>
+              <w:rPr>
+                <w:b/>
+                <w:bCs/>
+                <w:color w:val="000000" w:themeColor="text1"/>
+                <w:sz w:val="26"/>
+                <w:szCs w:val="26"/>
+                <w:lang w:val="vi-VN"/>
+              </w:rPr>
+            </w:pPr>
+            <w:r>
+              <w:rPr>
+                <w:b/>
+                <w:bCs/>
+                <w:color w:val="000000" w:themeColor="text1"/>
+                <w:sz w:val="26"/>
+                <w:szCs w:val="26"/>
+                <w:lang w:val="vi-VN"/>
+              </w:rPr>
+              <w:t>Nhân viên TCKT</w:t>
+            </w:r>
+          </w:p>
+          <w:p>
+            <w:pPr>
+              <w:shd w:val="clear" w:color="auto" w:fill="FFFFFF" w:themeFill="background1"/>
+              <w:tabs>
+                <w:tab w:val="right" w:leader="dot" w:pos="9600"/>
+              </w:tabs>
+              <w:spacing w:after="0"/>
+              <w:jc w:val="center"/>
+              <w:rPr>
+                <w:b/>
+                <w:bCs/>
+                <w:i/>
+                <w:color w:val="000000" w:themeColor="text1"/>
+                <w:sz w:val="26"/>
+                <w:szCs w:val="26"/>
+                <w:lang w:val="vi-VN"/>
+              </w:rPr>
+            </w:pPr>
+            <w:r>
+              <w:rPr>
+                <w:b/>
+                <w:bCs/>
+                <w:i/>
+                <w:color w:val="000000" w:themeColor="text1"/>
+                <w:sz w:val="26"/>
+                <w:szCs w:val="26"/>
+                <w:lang w:val="vi-VN"/>
+              </w:rPr>
+              <w:t>(Ký và ghi họ tên)</w:t>
+            </w:r>
+          </w:p>
+        </w:tc>
+        <w:tc>
+          <w:tcPr>
+            <w:tcW w:w="3369" w:type="dxa"/>
+            <w:vAlign w:val="center"/>
+          </w:tcPr>
+          <w:p>
+            <w:pPr>
+              <w:shd w:val="clear" w:color="auto" w:fill="FFFFFF" w:themeFill="background1"/>
+              <w:tabs>
+                <w:tab w:val="right" w:leader="dot" w:pos="9600"/>
+              </w:tabs>
+              <w:spacing w:after="0"/>
+              <w:jc w:val="center"/>
+              <w:rPr>
+                <w:b/>
+                <w:bCs/>
+                <w:color w:val="000000" w:themeColor="text1"/>
+                <w:sz w:val="26"/>
+                <w:szCs w:val="26"/>
+              </w:rPr>
+            </w:pPr>
+            <w:r>
+              <w:rPr>
+                <w:b/>
+                <w:bCs/>
+                <w:color w:val="000000" w:themeColor="text1"/>
+                <w:sz w:val="26"/>
+                <w:szCs w:val="26"/>
+                <w:lang w:val="vi-VN"/>
+              </w:rPr>
+              <w:t>Nhân viên</w:t>
+            </w:r>
+          </w:p>
+          <w:p>
+            <w:pPr>
+              <w:shd w:val="clear" w:color="auto" w:fill="FFFFFF" w:themeFill="background1"/>
+              <w:tabs>
+                <w:tab w:val="right" w:leader="dot" w:pos="9600"/>
+              </w:tabs>
+              <w:spacing w:after="0"/>
+              <w:jc w:val="center"/>
+              <w:rPr>
+                <w:b/>
+                <w:bCs/>
+                <w:color w:val="000000" w:themeColor="text1"/>
+                <w:sz w:val="26"/>
+                <w:szCs w:val="26"/>
+              </w:rPr>
+            </w:pPr>
+            <w:r>
+              <w:rPr>
+                <w:b/>
+                <w:bCs/>
+                <w:color w:val="000000" w:themeColor="text1"/>
+                <w:sz w:val="26"/>
+                <w:szCs w:val="26"/>
+              </w:rPr>
+              <w:t xml:space="preserve">TT </w:t>
+            </w:r>
+            <w:r>
+              <w:rPr>
+                <w:b/>
+                <w:bCs/>
+                <w:color w:val="000000" w:themeColor="text1"/>
+                <w:sz w:val="26"/>
+                <w:szCs w:val="26"/>
+                <w:lang w:val="vi-VN"/>
+              </w:rPr>
+              <w:t>Đào tạo</w:t>
+            </w:r>
+            <w:r>
+              <w:rPr>
+                <w:b/>
+                <w:bCs/>
+                <w:color w:val="000000" w:themeColor="text1"/>
+                <w:sz w:val="26"/>
+                <w:szCs w:val="26"/>
+              </w:rPr>
+              <w:t xml:space="preserve"> &amp;HTQT</w:t>
+            </w:r>
+          </w:p>
+          <w:p>
+            <w:pPr>
+              <w:shd w:val="clear" w:color="auto" w:fill="FFFFFF" w:themeFill="background1"/>
+              <w:tabs>
+                <w:tab w:val="right" w:leader="dot" w:pos="9600"/>
+              </w:tabs>
+              <w:spacing w:after="0"/>
+              <w:jc w:val="center"/>
+              <w:rPr>
+                <w:b/>
+                <w:bCs/>
+                <w:color w:val="000000" w:themeColor="text1"/>
+                <w:sz w:val="26"/>
+                <w:szCs w:val="26"/>
+                <w:lang w:val="vi-VN"/>
+              </w:rPr>
+            </w:pPr>
+            <w:r>
+              <w:rPr>
+                <w:b/>
+                <w:bCs/>
+                <w:i/>
+                <w:color w:val="000000" w:themeColor="text1"/>
+                <w:sz w:val="26"/>
+                <w:szCs w:val="26"/>
+                <w:lang w:val="vi-VN"/>
+              </w:rPr>
+              <w:t>(Ký và ghi họ tên)</w:t>
+            </w:r>
+          </w:p>
+        </w:tc>
+        <w:tc>
+          <w:tcPr>
+            <w:tcW w:w="3369" w:type="dxa"/>
+            <w:vAlign w:val="center"/>
+          </w:tcPr>
+          <w:p>
+            <w:pPr>
+              <w:shd w:val="clear" w:color="auto" w:fill="FFFFFF" w:themeFill="background1"/>
+              <w:tabs>
+                <w:tab w:val="right" w:leader="dot" w:pos="9600"/>
+              </w:tabs>
+              <w:spacing w:after="0"/>
+              <w:jc w:val="center"/>
+              <w:rPr>
+                <w:b/>
+                <w:bCs/>
+                <w:color w:val="000000" w:themeColor="text1"/>
+                <w:sz w:val="26"/>
+                <w:szCs w:val="26"/>
+                <w:lang w:val="vi-VN"/>
+              </w:rPr>
+            </w:pPr>
+            <w:r>
+              <w:rPr>
+                <w:b/>
+                <w:bCs/>
+                <w:color w:val="000000" w:themeColor="text1"/>
+                <w:sz w:val="26"/>
+                <w:szCs w:val="26"/>
+                <w:lang w:val="vi-VN"/>
+              </w:rPr>
+              <w:t>Người nộp tiền</w:t>
+            </w:r>
+          </w:p>
+          <w:p>
+            <w:pPr>
+              <w:shd w:val="clear" w:color="auto" w:fill="FFFFFF" w:themeFill="background1"/>
+              <w:tabs>
+                <w:tab w:val="right" w:leader="dot" w:pos="9600"/>
+              </w:tabs>
+              <w:spacing w:after="0"/>
+              <w:jc w:val="center"/>
+              <w:rPr>
+                <w:b/>
+                <w:bCs/>
+                <w:color w:val="000000" w:themeColor="text1"/>
+                <w:sz w:val="26"/>
+                <w:szCs w:val="26"/>
+                <w:lang w:val="vi-VN"/>
+              </w:rPr>
+            </w:pPr>
+            <w:r>
+              <w:rPr>
+                <w:b/>
+                <w:bCs/>
+                <w:i/>
+                <w:color w:val="000000" w:themeColor="text1"/>
+                <w:sz w:val="26"/>
+                <w:szCs w:val="26"/>
+                <w:lang w:val="vi-VN"/>
+              </w:rPr>
+              <w:t>(Ký và ghi họ tên)</w:t>
+            </w:r>
+          </w:p>
+        </w:tc>
+      </w:tr>
+    </w:tbl>
+    <w:p>
+      <w:pPr>
+        <w:shd w:val="clear" w:color="auto" w:fill="FFFFFF" w:themeFill="background1"/>
+        <w:tabs>
+          <w:tab w:val="right" w:leader="dot" w:pos="9600"/>
+        </w:tabs>
+        <w:spacing w:after="0"/>
+        <w:rPr>
+          <w:color w:val="000000" w:themeColor="text1"/>
+          <w:sz w:val="26"/>
+          <w:szCs w:val="26"/>
+          <w:lang w:val="vi-VN"/>
+        </w:rPr>
+      </w:pPr>
+    </w:p>
+    <w:p>
+      <w:pPr>
+        <w:shd w:val="clear" w:color="auto" w:fill="FFFFFF" w:themeFill="background1"/>
+        <w:spacing w:after="0"/>
+        <w:rPr>
+          <w:color w:val="000000" w:themeColor="text1"/>
+          <w:sz w:val="26"/>
+          <w:szCs w:val="26"/>
+          <w:lang w:val="vi-VN"/>
+        </w:rPr>
+      </w:pPr>
+    </w:p>
+    <w:p>
+      <w:pPr>
+        <w:shd w:val="clear" w:color="auto" w:fill="FFFFFF" w:themeFill="background1"/>
+        <w:spacing w:after="0"/>
+        <w:rPr>
+          <w:color w:val="000000" w:themeColor="text1"/>
+          <w:sz w:val="26"/>
+          <w:szCs w:val="26"/>
+          <w:lang w:val="vi-VN"/>
+        </w:rPr>
+      </w:pPr>
+    </w:p>
+    <w:p>
+      <w:pPr>
+        <w:spacing w:after="0"/>
+      </w:pPr>
+    </w:p>
     <w:sectPr>
       <w:pgSz w:w="11907" w:h="16840" w:code="9"/>
       <w:pgMar w:top="1134" w:right="1134" w:bottom="1134" w:left="1701" w:header="720" w:footer="720" w:gutter="0"/>
@@ -14,7 +1278,7 @@
 </file>
 
 <file path=word/styles.xml><?xml version="1.0" encoding="utf-8"?>
-<w:styles xmlns:mc="http://schemas.openxmlformats.org/markup-compatibility/2006" xmlns:r="http://schemas.openxmlformats.org/officeDocument/2006/relationships" xmlns:w="http://schemas.openxmlformats.org/wordprocessingml/2006/main" xmlns:w14="http://schemas.microsoft.com/office/word/2010/wordml" xmlns:w15="http://schemas.microsoft.com/office/word/2012/wordml" xmlns:w16cex="http://schemas.microsoft.com/office/word/2018/wordml/cex" xmlns:w16cid="http://schemas.microsoft.com/office/word/2016/wordml/cid" xmlns:w16="http://schemas.microsoft.com/office/word/2018/wordml" xmlns:w16sdtdh="http://schemas.microsoft.com/office/word/2020/wordml/sdtdatahash" xmlns:w16se="http://schemas.microsoft.com/office/word/2015/wordml/symex" mc:Ignorable="w14 w15 w16se w16cid w16 w16cex w16sdtdh">
+<w:styles xmlns:mc="http://schemas.openxmlformats.org/markup-compatibility/2006" xmlns:r="http://schemas.openxmlformats.org/officeDocument/2006/relationships" xmlns:w="http://schemas.openxmlformats.org/wordprocessingml/2006/main" xmlns:w14="http://schemas.microsoft.com/office/word/2010/wordml" xmlns:w15="http://schemas.microsoft.com/office/word/2012/wordml" xmlns:w16cex="http://schemas.microsoft.com/office/word/2018/wordml/cex" xmlns:w16cid="http://schemas.microsoft.com/office/word/2016/wordml/cid" xmlns:w16="http://schemas.microsoft.com/office/word/2018/wordml" xmlns:w16du="http://schemas.microsoft.com/office/word/2023/wordml/word16du" xmlns:w16sdtdh="http://schemas.microsoft.com/office/word/2020/wordml/sdtdatahash" xmlns:w16sdtfl="http://schemas.microsoft.com/office/word/2024/wordml/sdtformatlock" xmlns:w16se="http://schemas.microsoft.com/office/word/2015/wordml/symex" mc:Ignorable="w14 w15 w16se w16cid w16 w16cex w16sdtdh w16sdtfl w16du">
   <w:docDefaults>
     <w:rPrDefault>
       <w:rPr>
@@ -187,7 +1451,7 @@
     <w:lsdException w:name="Table Web 2" w:semiHidden="1" w:unhideWhenUsed="1"/>
     <w:lsdException w:name="Table Web 3" w:semiHidden="1" w:unhideWhenUsed="1"/>
     <w:lsdException w:name="Balloon Text" w:semiHidden="1" w:unhideWhenUsed="1"/>
-    <w:lsdException w:name="Table Grid" w:uiPriority="39"/>
+    <w:lsdException w:name="Table Grid" w:uiPriority="59"/>
     <w:lsdException w:name="Table Theme" w:semiHidden="1" w:unhideWhenUsed="1"/>
     <w:lsdException w:name="Placeholder Text" w:semiHidden="1"/>
     <w:lsdException w:name="No Spacing" w:uiPriority="1" w:qFormat="1"/>
@@ -929,6 +2193,33 @@
       <w:color w:val="0F4761" w:themeColor="accent1" w:themeShade="BF"/>
       <w:spacing w:val="5"/>
     </w:rPr>
+  </w:style>
+  <w:style w:type="table" w:styleId="TableGrid">
+    <w:name w:val="Table Grid"/>
+    <w:basedOn w:val="TableNormal"/>
+    <w:uiPriority w:val="59"/>
+    <w:rsid w:val="009C19D0"/>
+    <w:pPr>
+      <w:spacing w:after="0" w:line="240" w:lineRule="auto"/>
+    </w:pPr>
+    <w:rPr>
+      <w:rFonts w:eastAsia="Times New Roman" w:cs="Times New Roman"/>
+      <w:kern w:val="0"/>
+      <w:sz w:val="20"/>
+      <w:szCs w:val="20"/>
+      <w:lang w:val="vi-VN" w:eastAsia="vi-VN"/>
+      <w14:ligatures w14:val="none"/>
+    </w:rPr>
+    <w:tblPr>
+      <w:tblBorders>
+        <w:top w:val="single" w:sz="4" w:space="0" w:color="auto"/>
+        <w:left w:val="single" w:sz="4" w:space="0" w:color="auto"/>
+        <w:bottom w:val="single" w:sz="4" w:space="0" w:color="auto"/>
+        <w:right w:val="single" w:sz="4" w:space="0" w:color="auto"/>
+        <w:insideH w:val="single" w:sz="4" w:space="0" w:color="auto"/>
+        <w:insideV w:val="single" w:sz="4" w:space="0" w:color="auto"/>
+      </w:tblBorders>
+    </w:tblPr>
   </w:style>
 </w:styles>
 </file>

--- a/QTQLĐT&HTQT03/QTQLĐT&HTQT03BM13.docx
+++ b/QTQLĐT&HTQT03/QTQLĐT&HTQT03BM13.docx
@@ -32,7 +32,7 @@
               <w:tabs>
                 <w:tab w:val="left" w:pos="68"/>
               </w:tabs>
-              <w:spacing w:before="60"/>
+              <w:spacing w:before="60" w:after="60"/>
               <w:jc w:val="center"/>
               <w:rPr>
                 <w:noProof/>
@@ -57,7 +57,7 @@
               <w:tabs>
                 <w:tab w:val="left" w:pos="0"/>
               </w:tabs>
-              <w:spacing w:before="60"/>
+              <w:spacing w:before="60" w:after="60"/>
               <w:rPr>
                 <w:b/>
                 <w:noProof/>
@@ -83,7 +83,7 @@
               <w:tabs>
                 <w:tab w:val="left" w:pos="68"/>
               </w:tabs>
-              <w:spacing w:before="60"/>
+              <w:spacing w:before="60" w:after="60"/>
               <w:jc w:val="center"/>
               <w:rPr>
                 <w:noProof/>
@@ -104,7 +104,7 @@
               <mc:AlternateContent>
                 <mc:Choice Requires="wps">
                   <w:drawing>
-                    <wp:anchor distT="0" distB="0" distL="114300" distR="114300" simplePos="0" relativeHeight="251660288" behindDoc="0" locked="0" layoutInCell="1" allowOverlap="1" wp14:anchorId="17E92A57" wp14:editId="670A0C0B">
+                    <wp:anchor distT="0" distB="0" distL="114300" distR="114300" simplePos="0" relativeHeight="251659264" behindDoc="0" locked="0" layoutInCell="1" allowOverlap="1" wp14:anchorId="590635B3" wp14:editId="5E46EE8A">
                       <wp:simplePos x="0" y="0"/>
                       <wp:positionH relativeFrom="column">
                         <wp:posOffset>299085</wp:posOffset>
@@ -153,7 +153,7 @@
                 </mc:Choice>
                 <mc:Fallback>
                   <w:pict>
-                    <v:line w14:anchorId="34D81756" id="Straight Connector 1903682382" o:spid="_x0000_s1026" style="position:absolute;z-index:251660288;visibility:visible;mso-wrap-style:square;mso-wrap-distance-left:9pt;mso-wrap-distance-top:0;mso-wrap-distance-right:9pt;mso-wrap-distance-bottom:0;mso-position-horizontal:absolute;mso-position-horizontal-relative:text;mso-position-vertical:absolute;mso-position-vertical-relative:text" from="23.55pt,14.95pt" to="104.55pt,14.95pt" o:gfxdata="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" strokecolor="black [3200]" strokeweight=".5pt">
+                    <v:line w14:anchorId="582CDF5F" id="Straight Connector 1903682382" o:spid="_x0000_s1026" style="position:absolute;z-index:251659264;visibility:visible;mso-wrap-style:square;mso-wrap-distance-left:9pt;mso-wrap-distance-top:0;mso-wrap-distance-right:9pt;mso-wrap-distance-bottom:0;mso-position-horizontal:absolute;mso-position-horizontal-relative:text;mso-position-vertical:absolute;mso-position-vertical-relative:text" from="23.55pt,14.95pt" to="104.55pt,14.95pt" o:gfxdata="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" strokecolor="black [3200]" strokeweight=".5pt">
                       <v:stroke joinstyle="miter"/>
                     </v:line>
                   </w:pict>
@@ -177,7 +177,7 @@
               <w:tabs>
                 <w:tab w:val="left" w:pos="68"/>
               </w:tabs>
-              <w:spacing w:before="60"/>
+              <w:spacing w:before="60" w:after="60"/>
               <w:jc w:val="center"/>
               <w:rPr>
                 <w:noProof/>
@@ -195,7 +195,7 @@
           <w:p>
             <w:pPr>
               <w:shd w:val="clear" w:color="auto" w:fill="FFFFFF" w:themeFill="background1"/>
-              <w:spacing w:before="60"/>
+              <w:spacing w:before="60" w:after="60"/>
               <w:jc w:val="center"/>
               <w:rPr>
                 <w:b/>
@@ -219,7 +219,7 @@
           <w:p>
             <w:pPr>
               <w:shd w:val="clear" w:color="auto" w:fill="FFFFFF" w:themeFill="background1"/>
-              <w:spacing w:before="60"/>
+              <w:spacing w:before="60" w:after="60"/>
               <w:jc w:val="center"/>
               <w:rPr>
                 <w:b/>
@@ -241,7 +241,7 @@
               <mc:AlternateContent>
                 <mc:Choice Requires="wps">
                   <w:drawing>
-                    <wp:anchor distT="0" distB="0" distL="114300" distR="114300" simplePos="0" relativeHeight="251661312" behindDoc="0" locked="0" layoutInCell="1" allowOverlap="1" wp14:anchorId="077CE3EE" wp14:editId="5D40E472">
+                    <wp:anchor distT="0" distB="0" distL="114300" distR="114300" simplePos="0" relativeHeight="251660288" behindDoc="0" locked="0" layoutInCell="1" allowOverlap="1" wp14:anchorId="623A0E28" wp14:editId="683DEF31">
                       <wp:simplePos x="0" y="0"/>
                       <wp:positionH relativeFrom="column">
                         <wp:posOffset>1062990</wp:posOffset>
@@ -293,7 +293,7 @@
                 </mc:Choice>
                 <mc:Fallback>
                   <w:pict>
-                    <v:line w14:anchorId="7EDCDD49" id="Straight Connector 1903682383" o:spid="_x0000_s1026" style="position:absolute;z-index:251661312;visibility:visible;mso-wrap-style:square;mso-width-percent:0;mso-wrap-distance-left:9pt;mso-wrap-distance-top:0;mso-wrap-distance-right:9pt;mso-wrap-distance-bottom:0;mso-position-horizontal:absolute;mso-position-horizontal-relative:text;mso-position-vertical:absolute;mso-position-vertical-relative:text;mso-width-percent:0;mso-width-relative:margin" from="83.7pt,14.5pt" to="236.7pt,14.5pt" o:gfxdata="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" strokecolor="black [3200]" strokeweight=".5pt">
+                    <v:line w14:anchorId="4789B68D" id="Straight Connector 1903682383" o:spid="_x0000_s1026" style="position:absolute;z-index:251660288;visibility:visible;mso-wrap-style:square;mso-width-percent:0;mso-wrap-distance-left:9pt;mso-wrap-distance-top:0;mso-wrap-distance-right:9pt;mso-wrap-distance-bottom:0;mso-position-horizontal:absolute;mso-position-horizontal-relative:text;mso-position-vertical:absolute;mso-position-vertical-relative:text;mso-width-percent:0;mso-width-relative:margin" from="83.7pt,14.5pt" to="236.7pt,14.5pt" o:gfxdata="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" strokecolor="black [3200]" strokeweight=".5pt">
                       <v:stroke joinstyle="miter"/>
                     </v:line>
                   </w:pict>
@@ -314,7 +314,7 @@
           <w:p>
             <w:pPr>
               <w:shd w:val="clear" w:color="auto" w:fill="FFFFFF" w:themeFill="background1"/>
-              <w:spacing w:before="60"/>
+              <w:spacing w:before="60" w:after="60"/>
               <w:jc w:val="right"/>
               <w:rPr>
                 <w:b/>
@@ -328,7 +328,7 @@
           <w:p>
             <w:pPr>
               <w:shd w:val="clear" w:color="auto" w:fill="FFFFFF" w:themeFill="background1"/>
-              <w:spacing w:before="60"/>
+              <w:spacing w:before="60" w:after="60"/>
               <w:jc w:val="center"/>
               <w:rPr>
                 <w:b/>
@@ -398,7 +398,6 @@
     <w:p>
       <w:pPr>
         <w:shd w:val="clear" w:color="auto" w:fill="FFFFFF" w:themeFill="background1"/>
-        <w:spacing w:after="0"/>
         <w:rPr>
           <w:color w:val="000000" w:themeColor="text1"/>
           <w:sz w:val="26"/>
@@ -413,7 +412,7 @@
         <w:tabs>
           <w:tab w:val="right" w:leader="dot" w:pos="9600"/>
         </w:tabs>
-        <w:spacing w:before="120" w:after="0"/>
+        <w:spacing w:before="120"/>
         <w:jc w:val="center"/>
         <w:rPr>
           <w:b/>
@@ -440,7 +439,7 @@
         <w:tabs>
           <w:tab w:val="right" w:leader="dot" w:pos="9600"/>
         </w:tabs>
-        <w:spacing w:before="240" w:after="0"/>
+        <w:spacing w:before="240" w:after="240"/>
         <w:jc w:val="both"/>
         <w:rPr>
           <w:color w:val="000000" w:themeColor="text1"/>
@@ -463,23 +462,7 @@
           <w:sz w:val="26"/>
           <w:szCs w:val="26"/>
         </w:rPr>
-        <w:t xml:space="preserve"> [[</w:t>
-      </w:r>
-      <w:r>
-        <w:rPr>
-          <w:color w:val="000000" w:themeColor="text1"/>
-          <w:sz w:val="26"/>
-          <w:szCs w:val="26"/>
-        </w:rPr>
-        <w:t>HoTenHV</w:t>
-      </w:r>
-      <w:r>
-        <w:rPr>
-          <w:color w:val="000000" w:themeColor="text1"/>
-          <w:sz w:val="26"/>
-          <w:szCs w:val="26"/>
-        </w:rPr>
-        <w:t>]]</w:t>
+        <w:t xml:space="preserve"> [[HoTenHV]]</w:t>
       </w:r>
     </w:p>
     <w:p>
@@ -488,7 +471,7 @@
         <w:tabs>
           <w:tab w:val="right" w:leader="dot" w:pos="9600"/>
         </w:tabs>
-        <w:spacing w:before="240" w:after="0"/>
+        <w:spacing w:before="240" w:after="240"/>
         <w:jc w:val="both"/>
         <w:rPr>
           <w:color w:val="000000" w:themeColor="text1"/>
@@ -511,23 +494,7 @@
           <w:sz w:val="26"/>
           <w:szCs w:val="26"/>
         </w:rPr>
-        <w:t xml:space="preserve"> [[</w:t>
-      </w:r>
-      <w:r>
-        <w:rPr>
-          <w:color w:val="000000" w:themeColor="text1"/>
-          <w:sz w:val="26"/>
-          <w:szCs w:val="26"/>
-        </w:rPr>
-        <w:t>DonViCongTacHV</w:t>
-      </w:r>
-      <w:r>
-        <w:rPr>
-          <w:color w:val="000000" w:themeColor="text1"/>
-          <w:sz w:val="26"/>
-          <w:szCs w:val="26"/>
-        </w:rPr>
-        <w:t>]]</w:t>
+        <w:t xml:space="preserve"> [[DonViCongTacHV]]</w:t>
       </w:r>
     </w:p>
     <w:p>
@@ -536,7 +503,7 @@
         <w:tabs>
           <w:tab w:val="right" w:leader="dot" w:pos="9600"/>
         </w:tabs>
-        <w:spacing w:before="240" w:after="0"/>
+        <w:spacing w:before="240" w:after="240"/>
         <w:jc w:val="both"/>
         <w:rPr>
           <w:color w:val="000000" w:themeColor="text1"/>
@@ -559,23 +526,7 @@
           <w:sz w:val="26"/>
           <w:szCs w:val="26"/>
         </w:rPr>
-        <w:t xml:space="preserve"> [[</w:t>
-      </w:r>
-      <w:r>
-        <w:rPr>
-          <w:color w:val="000000" w:themeColor="text1"/>
-          <w:sz w:val="26"/>
-          <w:szCs w:val="26"/>
-        </w:rPr>
-        <w:t>TenLop</w:t>
-      </w:r>
-      <w:r>
-        <w:rPr>
-          <w:color w:val="000000" w:themeColor="text1"/>
-          <w:sz w:val="26"/>
-          <w:szCs w:val="26"/>
-        </w:rPr>
-        <w:t>]]</w:t>
+        <w:t xml:space="preserve"> [[TenLop]]</w:t>
       </w:r>
     </w:p>
     <w:p>
@@ -584,7 +535,7 @@
         <w:tabs>
           <w:tab w:val="right" w:leader="dot" w:pos="9600"/>
         </w:tabs>
-        <w:spacing w:before="240" w:after="0"/>
+        <w:spacing w:before="240" w:after="240"/>
         <w:jc w:val="both"/>
         <w:rPr>
           <w:color w:val="000000" w:themeColor="text1"/>
@@ -607,23 +558,7 @@
           <w:sz w:val="26"/>
           <w:szCs w:val="26"/>
         </w:rPr>
-        <w:t xml:space="preserve"> [[</w:t>
-      </w:r>
-      <w:r>
-        <w:rPr>
-          <w:color w:val="000000" w:themeColor="text1"/>
-          <w:sz w:val="26"/>
-          <w:szCs w:val="26"/>
-        </w:rPr>
-        <w:t>ThoiGianHoc</w:t>
-      </w:r>
-      <w:r>
-        <w:rPr>
-          <w:color w:val="000000" w:themeColor="text1"/>
-          <w:sz w:val="26"/>
-          <w:szCs w:val="26"/>
-        </w:rPr>
-        <w:t>]]</w:t>
+        <w:t xml:space="preserve"> [[ThoiGianHoc]]</w:t>
       </w:r>
     </w:p>
     <w:p>
@@ -632,7 +567,7 @@
         <w:tabs>
           <w:tab w:val="right" w:leader="dot" w:pos="9600"/>
         </w:tabs>
-        <w:spacing w:before="240" w:after="0"/>
+        <w:spacing w:before="240" w:after="240"/>
         <w:jc w:val="both"/>
         <w:rPr>
           <w:color w:val="000000" w:themeColor="text1"/>
@@ -655,31 +590,7 @@
           <w:sz w:val="26"/>
           <w:szCs w:val="26"/>
         </w:rPr>
-        <w:t xml:space="preserve"> [[</w:t>
-      </w:r>
-      <w:r>
-        <w:rPr>
-          <w:color w:val="000000" w:themeColor="text1"/>
-          <w:sz w:val="26"/>
-          <w:szCs w:val="26"/>
-        </w:rPr>
-        <w:t>HocPhi</w:t>
-      </w:r>
-      <w:r>
-        <w:rPr>
-          <w:color w:val="000000" w:themeColor="text1"/>
-          <w:sz w:val="26"/>
-          <w:szCs w:val="26"/>
-        </w:rPr>
-        <w:t>]]</w:t>
-      </w:r>
-      <w:r>
-        <w:rPr>
-          <w:color w:val="000000" w:themeColor="text1"/>
-          <w:sz w:val="26"/>
-          <w:szCs w:val="26"/>
-        </w:rPr>
-        <w:t xml:space="preserve"> </w:t>
+        <w:t xml:space="preserve"> [[HocPhi]] </w:t>
       </w:r>
       <w:r>
         <w:rPr>
@@ -735,7 +646,7 @@
         <w:tabs>
           <w:tab w:val="right" w:leader="dot" w:pos="9600"/>
         </w:tabs>
-        <w:spacing w:before="240" w:after="0"/>
+        <w:spacing w:before="240" w:after="240"/>
         <w:jc w:val="both"/>
         <w:rPr>
           <w:color w:val="000000" w:themeColor="text1"/>
@@ -758,96 +669,7 @@
           <w:sz w:val="26"/>
           <w:szCs w:val="26"/>
         </w:rPr>
-        <w:t xml:space="preserve"> [[</w:t>
-      </w:r>
-      <w:r>
-        <w:rPr>
-          <w:color w:val="000000" w:themeColor="text1"/>
-          <w:sz w:val="26"/>
-          <w:szCs w:val="26"/>
-        </w:rPr>
-        <w:t>SoHoaDon</w:t>
-      </w:r>
-      <w:r>
-        <w:rPr>
-          <w:color w:val="000000" w:themeColor="text1"/>
-          <w:sz w:val="26"/>
-          <w:szCs w:val="26"/>
-        </w:rPr>
-        <w:t>]]</w:t>
-      </w:r>
-    </w:p>
-    <w:p>
-      <w:pPr>
-        <w:shd w:val="clear" w:color="auto" w:fill="FFFFFF" w:themeFill="background1"/>
-        <w:tabs>
-          <w:tab w:val="right" w:pos="9600"/>
-        </w:tabs>
-        <w:spacing w:after="0"/>
-        <w:jc w:val="both"/>
-        <w:rPr>
-          <w:color w:val="000000" w:themeColor="text1"/>
-          <w:sz w:val="26"/>
-          <w:szCs w:val="26"/>
-        </w:rPr>
-      </w:pPr>
-      <w:r>
-        <w:rPr>
-          <w:color w:val="000000" w:themeColor="text1"/>
-          <w:sz w:val="26"/>
-          <w:szCs w:val="26"/>
-          <w:lang w:val="vi-VN"/>
-        </w:rPr>
-        <w:t xml:space="preserve">8. Miễn/giảm (nếu có)                           </w:t>
-      </w:r>
-    </w:p>
-    <w:p>
-      <w:pPr>
-        <w:shd w:val="clear" w:color="auto" w:fill="FFFFFF" w:themeFill="background1"/>
-        <w:tabs>
-          <w:tab w:val="right" w:pos="720"/>
-          <w:tab w:val="right" w:pos="9600"/>
-        </w:tabs>
-        <w:spacing w:after="0"/>
-        <w:jc w:val="both"/>
-        <w:rPr>
-          <w:color w:val="000000" w:themeColor="text1"/>
-          <w:sz w:val="26"/>
-          <w:szCs w:val="26"/>
-          <w:lang w:val="vi-VN"/>
-        </w:rPr>
-      </w:pPr>
-      <w:r>
-        <w:rPr>
-          <w:color w:val="000000" w:themeColor="text1"/>
-          <w:sz w:val="26"/>
-          <w:szCs w:val="26"/>
-        </w:rPr>
-        <w:tab/>
-      </w:r>
-      <w:r>
-        <w:rPr>
-          <w:color w:val="000000" w:themeColor="text1"/>
-          <w:sz w:val="26"/>
-          <w:szCs w:val="26"/>
-        </w:rPr>
-        <w:t>[[</w:t>
-      </w:r>
-      <w:r>
-        <w:rPr>
-          <w:color w:val="000000" w:themeColor="text1"/>
-          <w:sz w:val="26"/>
-          <w:szCs w:val="26"/>
-        </w:rPr>
-        <w:t>MienGiamCheckBox</w:t>
-      </w:r>
-      <w:r>
-        <w:rPr>
-          <w:color w:val="000000" w:themeColor="text1"/>
-          <w:sz w:val="26"/>
-          <w:szCs w:val="26"/>
-        </w:rPr>
-        <w:t>]]</w:t>
+        <w:t xml:space="preserve"> [[SoHoaDon]]</w:t>
       </w:r>
     </w:p>
     <w:p>
@@ -856,13 +678,84 @@
         <w:tabs>
           <w:tab w:val="right" w:leader="dot" w:pos="9600"/>
         </w:tabs>
-        <w:spacing w:after="0"/>
-        <w:jc w:val="center"/>
+        <w:jc w:val="both"/>
+        <w:rPr>
+          <w:color w:val="000000" w:themeColor="text1"/>
+          <w:sz w:val="26"/>
+          <w:szCs w:val="26"/>
+          <w:lang w:val="vi-VN"/>
+        </w:rPr>
+      </w:pPr>
+      <w:r>
+        <w:rPr>
+          <w:color w:val="000000" w:themeColor="text1"/>
+          <w:sz w:val="26"/>
+          <w:szCs w:val="26"/>
+          <w:lang w:val="vi-VN"/>
+        </w:rPr>
+        <w:t xml:space="preserve">8. Miễn/giảm (nếu có)                           </w:t>
+      </w:r>
+    </w:p>
+    <w:p>
+      <w:pPr>
+        <w:shd w:val="clear" w:color="auto" w:fill="FFFFFF" w:themeFill="background1"/>
+        <w:tabs>
+          <w:tab w:val="right" w:leader="dot" w:pos="9600"/>
+        </w:tabs>
+        <w:jc w:val="both"/>
+        <w:rPr>
+          <w:color w:val="000000" w:themeColor="text1"/>
+          <w:sz w:val="26"/>
+          <w:szCs w:val="26"/>
+        </w:rPr>
+      </w:pPr>
+      <w:r>
+        <w:rPr>
+          <w:color w:val="000000" w:themeColor="text1"/>
+          <w:sz w:val="26"/>
+          <w:szCs w:val="26"/>
+          <w:lang w:val="vi-VN"/>
+        </w:rPr>
+        <w:t xml:space="preserve">                  </w:t>
+      </w:r>
+      <w:r>
+        <w:rPr>
+          <w:color w:val="000000" w:themeColor="text1"/>
+          <w:sz w:val="26"/>
+          <w:szCs w:val="26"/>
+        </w:rPr>
+        <w:t>[[</w:t>
+      </w:r>
+      <w:r>
+        <w:rPr>
+          <w:color w:val="000000" w:themeColor="text1"/>
+          <w:sz w:val="26"/>
+          <w:szCs w:val="26"/>
+        </w:rPr>
+        <w:t>MienGiamCheckBox</w:t>
+      </w:r>
+      <w:r>
+        <w:rPr>
+          <w:color w:val="000000" w:themeColor="text1"/>
+          <w:sz w:val="26"/>
+          <w:szCs w:val="26"/>
+        </w:rPr>
+        <w:t>]]</w:t>
+      </w:r>
+    </w:p>
+    <w:p>
+      <w:pPr>
+        <w:shd w:val="clear" w:color="auto" w:fill="FFFFFF" w:themeFill="background1"/>
+        <w:tabs>
+          <w:tab w:val="right" w:leader="dot" w:pos="9600"/>
+        </w:tabs>
+        <w:jc w:val="right"/>
         <w:rPr>
           <w:i/>
           <w:color w:val="000000" w:themeColor="text1"/>
           <w:sz w:val="26"/>
           <w:szCs w:val="26"/>
+          <w:lang w:val="vi-VN"/>
         </w:rPr>
       </w:pPr>
     </w:p>
@@ -872,7 +765,6 @@
         <w:tabs>
           <w:tab w:val="right" w:leader="dot" w:pos="9600"/>
         </w:tabs>
-        <w:spacing w:after="0"/>
         <w:jc w:val="right"/>
         <w:rPr>
           <w:i/>
@@ -889,7 +781,6 @@
         <w:tabs>
           <w:tab w:val="right" w:leader="dot" w:pos="9600"/>
         </w:tabs>
-        <w:spacing w:after="0"/>
         <w:jc w:val="right"/>
         <w:rPr>
           <w:i/>
@@ -956,7 +847,6 @@
         <w:tabs>
           <w:tab w:val="right" w:leader="dot" w:pos="9600"/>
         </w:tabs>
-        <w:spacing w:after="0"/>
         <w:jc w:val="right"/>
         <w:rPr>
           <w:i/>
@@ -989,7 +879,6 @@
               <w:tabs>
                 <w:tab w:val="right" w:leader="dot" w:pos="9600"/>
               </w:tabs>
-              <w:spacing w:after="0"/>
               <w:jc w:val="center"/>
               <w:rPr>
                 <w:b/>
@@ -1018,7 +907,6 @@
               <w:tabs>
                 <w:tab w:val="right" w:leader="dot" w:pos="9600"/>
               </w:tabs>
-              <w:spacing w:after="0"/>
               <w:jc w:val="center"/>
               <w:rPr>
                 <w:b/>
@@ -1055,7 +943,6 @@
               <w:tabs>
                 <w:tab w:val="right" w:leader="dot" w:pos="9600"/>
               </w:tabs>
-              <w:spacing w:after="0"/>
               <w:jc w:val="center"/>
               <w:rPr>
                 <w:b/>
@@ -1083,7 +970,6 @@
               <w:tabs>
                 <w:tab w:val="right" w:leader="dot" w:pos="9600"/>
               </w:tabs>
-              <w:spacing w:after="0"/>
               <w:jc w:val="center"/>
               <w:rPr>
                 <w:b/>
@@ -1131,7 +1017,6 @@
               <w:tabs>
                 <w:tab w:val="right" w:leader="dot" w:pos="9600"/>
               </w:tabs>
-              <w:spacing w:after="0"/>
               <w:jc w:val="center"/>
               <w:rPr>
                 <w:b/>
@@ -1167,7 +1052,6 @@
               <w:tabs>
                 <w:tab w:val="right" w:leader="dot" w:pos="9600"/>
               </w:tabs>
-              <w:spacing w:after="0"/>
               <w:jc w:val="center"/>
               <w:rPr>
                 <w:b/>
@@ -1196,7 +1080,6 @@
               <w:tabs>
                 <w:tab w:val="right" w:leader="dot" w:pos="9600"/>
               </w:tabs>
-              <w:spacing w:after="0"/>
               <w:jc w:val="center"/>
               <w:rPr>
                 <w:b/>
@@ -1223,50 +1106,7 @@
         </w:tc>
       </w:tr>
     </w:tbl>
-    <w:p>
-      <w:pPr>
-        <w:shd w:val="clear" w:color="auto" w:fill="FFFFFF" w:themeFill="background1"/>
-        <w:tabs>
-          <w:tab w:val="right" w:leader="dot" w:pos="9600"/>
-        </w:tabs>
-        <w:spacing w:after="0"/>
-        <w:rPr>
-          <w:color w:val="000000" w:themeColor="text1"/>
-          <w:sz w:val="26"/>
-          <w:szCs w:val="26"/>
-          <w:lang w:val="vi-VN"/>
-        </w:rPr>
-      </w:pPr>
-    </w:p>
-    <w:p>
-      <w:pPr>
-        <w:shd w:val="clear" w:color="auto" w:fill="FFFFFF" w:themeFill="background1"/>
-        <w:spacing w:after="0"/>
-        <w:rPr>
-          <w:color w:val="000000" w:themeColor="text1"/>
-          <w:sz w:val="26"/>
-          <w:szCs w:val="26"/>
-          <w:lang w:val="vi-VN"/>
-        </w:rPr>
-      </w:pPr>
-    </w:p>
-    <w:p>
-      <w:pPr>
-        <w:shd w:val="clear" w:color="auto" w:fill="FFFFFF" w:themeFill="background1"/>
-        <w:spacing w:after="0"/>
-        <w:rPr>
-          <w:color w:val="000000" w:themeColor="text1"/>
-          <w:sz w:val="26"/>
-          <w:szCs w:val="26"/>
-          <w:lang w:val="vi-VN"/>
-        </w:rPr>
-      </w:pPr>
-    </w:p>
-    <w:p>
-      <w:pPr>
-        <w:spacing w:after="0"/>
-      </w:pPr>
-    </w:p>
+    <w:p/>
     <w:sectPr>
       <w:pgSz w:w="11907" w:h="16840" w:code="9"/>
       <w:pgMar w:top="1134" w:right="1134" w:bottom="1134" w:left="1701" w:header="720" w:footer="720" w:gutter="0"/>
